--- a/downloads/intro-transcript-outro/09_T4.docx
+++ b/downloads/intro-transcript-outro/09_T4.docx
@@ -34,7 +34,23 @@
         <w:rPr>
           <w:color w:val="2EAF7D"/>
         </w:rPr>
-        <w:t xml:space="preserve">Une idée ne suffit pas. La chorale parle de freins — divulgation, isolement, temps — et de leviers, souvent humains.</w:t>
+        <w:t xml:space="preserve">Jusqu’ici : origines, bon problème, preuve, dérisquage.</w:t>
+      </w:r>
+    </w:p>
+    <w:p>
+      <w:r>
+        <w:rPr>
+          <w:color w:val="2EAF7D"/>
+        </w:rPr>
+        <w:t xml:space="preserve">Les témoignages racontent maintenant ce qui bloque — le temps, l’isolement, et surtout le moment où l’on parle trop tôt — et ce qui débloque, souvent des personnes.</w:t>
+      </w:r>
+    </w:p>
+    <w:p>
+      <w:r>
+        <w:rPr>
+          <w:color w:val="2EAF7D"/>
+        </w:rPr>
+        <w:t xml:space="preserve">Écoutez les freins et les leviers, tels qu’ils les ont vécus.</w:t>
       </w:r>
     </w:p>
     <w:p>
@@ -301,7 +317,23 @@
         <w:rPr>
           <w:color w:val="F48C2E"/>
         </w:rPr>
-        <w:t xml:space="preserve">Avant d’en parler autour de soi, il y a un réflexe : déclarer. Puis savoir à qui s’adresser, et avec quoi arriver.</w:t>
+        <w:t xml:space="preserve">Avant d’en parler autour de soi, il y a un geste : déclarer.</w:t>
+      </w:r>
+    </w:p>
+    <w:p>
+      <w:r>
+        <w:rPr>
+          <w:color w:val="F48C2E"/>
+        </w:rPr>
+        <w:t xml:space="preserve">Stéphanie, juriste, va poser le réflexe déclaration d’invention — avant publication, colloque ou dépôt en ligne.</w:t>
+      </w:r>
+    </w:p>
+    <w:p>
+      <w:r>
+        <w:rPr>
+          <w:color w:val="F48C2E"/>
+        </w:rPr>
+        <w:t xml:space="preserve">Puis : à qui s’adresser, et avec quoi arriver.</w:t>
       </w:r>
     </w:p>
     <w:sectPr>

--- a/downloads/intro-transcript-outro/09_T4.docx
+++ b/downloads/intro-transcript-outro/09_T4.docx
@@ -24,7 +24,7 @@
       </w:pPr>
       <w:r>
         <w:rPr>
-          <w:color w:val="2EAF7D"/>
+          <w:color w:val="00AE69"/>
         </w:rPr>
         <w:t xml:space="preserve">Intro</w:t>
       </w:r>
@@ -32,7 +32,7 @@
     <w:p>
       <w:r>
         <w:rPr>
-          <w:color w:val="2EAF7D"/>
+          <w:color w:val="00AE69"/>
         </w:rPr>
         <w:t xml:space="preserve">Jusqu’ici : origines, bon problème, preuve, dérisquage.</w:t>
       </w:r>
@@ -40,7 +40,7 @@
     <w:p>
       <w:r>
         <w:rPr>
-          <w:color w:val="2EAF7D"/>
+          <w:color w:val="00AE69"/>
         </w:rPr>
         <w:t xml:space="preserve">Les témoignages racontent maintenant ce qui bloque — le temps, l’isolement, et surtout le moment où l’on parle trop tôt — et ce qui débloque, souvent des personnes.</w:t>
       </w:r>
@@ -48,7 +48,7 @@
     <w:p>
       <w:r>
         <w:rPr>
-          <w:color w:val="2EAF7D"/>
+          <w:color w:val="00AE69"/>
         </w:rPr>
         <w:t xml:space="preserve">Écoutez les freins et les leviers, tels qu’ils les ont vécus.</w:t>
       </w:r>
@@ -307,7 +307,7 @@
       </w:pPr>
       <w:r>
         <w:rPr>
-          <w:color w:val="F48C2E"/>
+          <w:color w:val="F0821A"/>
         </w:rPr>
         <w:t xml:space="preserve">Outro</w:t>
       </w:r>
@@ -315,7 +315,7 @@
     <w:p>
       <w:r>
         <w:rPr>
-          <w:color w:val="F48C2E"/>
+          <w:color w:val="F0821A"/>
         </w:rPr>
         <w:t xml:space="preserve">Avant d’en parler autour de soi, il y a un geste : déclarer.</w:t>
       </w:r>
@@ -323,7 +323,7 @@
     <w:p>
       <w:r>
         <w:rPr>
-          <w:color w:val="F48C2E"/>
+          <w:color w:val="F0821A"/>
         </w:rPr>
         <w:t xml:space="preserve">Stéphanie, juriste, va poser le réflexe déclaration d’invention — avant publication, colloque ou dépôt en ligne.</w:t>
       </w:r>
@@ -331,7 +331,7 @@
     <w:p>
       <w:r>
         <w:rPr>
-          <w:color w:val="F48C2E"/>
+          <w:color w:val="F0821A"/>
         </w:rPr>
         <w:t xml:space="preserve">Puis : à qui s’adresser, et avec quoi arriver.</w:t>
       </w:r>
@@ -366,7 +366,7 @@
       <w:b/>
       <w:sz w:val="36"/>
       <w:szCs w:val="36"/>
-      <w:color w:val="580F45"/>
+      <w:color w:val="63003C"/>
     </w:rPr>
   </w:style>
   <w:style w:type="paragraph" w:styleId="Heading2">
@@ -382,7 +382,7 @@
       <w:b/>
       <w:sz w:val="26"/>
       <w:szCs w:val="26"/>
-      <w:color w:val="F48C2E"/>
+      <w:color w:val="F0821A"/>
     </w:rPr>
   </w:style>
 </w:styles>
